--- a/30-Ket-Qua/2026-09-27/Ho-So-Tham-Dinh-Vong-5/4-Van-ban/HD_Huong-dan-chi-tiet-su-dung-KTC-Quan-tri_20260928_v7_TrackChanges.docx
+++ b/30-Ket-Qua/2026-09-27/Ho-So-Tham-Dinh-Vong-5/4-Van-ban/HD_Huong-dan-chi-tiet-su-dung-KTC-Quan-tri_20260928_v7_TrackChanges.docx
@@ -171,7 +171,7 @@
             <w:pPr>
               <w:spacing w:after="0" w:line="252" w:lineRule="auto"/>
             </w:pPr>
-            <w:del w:id="1001" w:author="Cập nhật QĐ 2119, bản 1.3.3 (Claude)" w:date="2026-09-28T11:35:13Z">
+            <w:del w:id="1001" w:author="Cập nhật QĐ 2119, bản 1.3.4 (Claude)" w:date="2026-09-28T13:45:31Z">
               <w:r>
                 <w:rPr>
                   <w:sz w:val="24"/>
@@ -179,7 +179,7 @@
                 <w:delText xml:space="preserve">Plugin KTC-Quan-tri 1.3.2 (mã SHA-256</w:delText>
               </w:r>
             </w:del>
-            <w:del w:id="1002" w:author="Cập nhật QĐ 2119, bản 1.3.3 (Claude)" w:date="2026-09-28T11:35:13Z">
+            <w:del w:id="1002" w:author="Cập nhật QĐ 2119, bản 1.3.4 (Claude)" w:date="2026-09-28T13:45:31Z">
               <w:r>
                 <w:rPr>
                   <w:sz w:val="24"/>
@@ -187,12 +187,12 @@
                 <w:delText xml:space="preserve"> công bố kèm ghi chú phát hành) - cập nhật ngày 27/9/2026</w:delText>
               </w:r>
             </w:del>
-            <w:ins w:id="1003" w:author="Cập nhật QĐ 2119, bản 1.3.3 (Claude)" w:date="2026-09-28T11:35:13Z">
+            <w:ins w:id="1003" w:author="Cập nhật QĐ 2119, bản 1.3.4 (Claude)" w:date="2026-09-28T13:45:31Z">
               <w:r>
                 <w:rPr>
                   <w:sz w:val="24"/>
                 </w:rPr>
-                <w:t xml:space="preserve">Plugin KTC-Quan-tri 1.3.3 (mã SHA-256 công bố kèm ghi chú phát hành) - cập nhật ngày 28/9/2026</w:t>
+                <w:t xml:space="preserve">Plugin KTC-Quan-tri 1.3.4 (mã SHA-256 công bố kèm ghi chú phát hành) - cập nhật ngày 28/9/2026</w:t>
               </w:r>
             </w:ins>
           </w:p>
@@ -453,6 +453,14 @@
         <w:lastRenderedPageBreak/>
         <w:t>MỤC LỤC</w:t>
       </w:r>
+    </w:p>
+    <w:p>
+      <w:pPr>
+        <w:jc w:val="center"/>
+        <w:rPr>
+          <w:ins w:id="990001" w:author="Người phụ trách (sửa trên bản sạch)" w:date="2026-09-28T13:51:05Z"/>
+        </w:rPr>
+      </w:pPr>
     </w:p>
     <w:p>
       <w:pPr>
@@ -1685,7 +1693,7 @@
               </w:rPr>
               <w:t xml:space="preserve">Không rà soát văn bản trước khi trình ký (dùng Skill “ktc-ra-soat-897”); không tự phê duyệt, không quyết định mức xếp loại thay người có thẩm quyền; không tự tạo nhiệm vụ trùng với nhiệm vụ đã có trong kế hoạch; </w:t>
             </w:r>
-            <w:del w:id="1004" w:author="Cập nhật QĐ 2119, bản 1.3.3 (Claude)" w:date="2026-09-28T11:35:13Z">
+            <w:del w:id="1004" w:author="Cập nhật QĐ 2119, bản 1.3.4 (Claude)" w:date="2026-09-28T13:45:31Z">
               <w:r>
                 <w:rPr>
                   <w:sz w:val="26"/>
@@ -1693,7 +1701,7 @@
                 <w:delText xml:space="preserve">không tự quy đổi giữa các thang điểm khi chưa có văn bản hướng dẫn;</w:delText>
               </w:r>
             </w:del>
-            <w:ins w:id="1005" w:author="Cập nhật QĐ 2119, bản 1.3.3 (Claude)" w:date="2026-09-28T11:35:13Z">
+            <w:ins w:id="1005" w:author="Cập nhật QĐ 2119, bản 1.3.4 (Claude)" w:date="2026-09-28T13:45:31Z">
               <w:r>
                 <w:rPr>
                   <w:sz w:val="26"/>
@@ -6952,7 +6960,7 @@
       <w:pStyle w:val="Footer"/>
       <w:jc w:val="center"/>
     </w:pPr>
-    <w:del w:id="1006" w:author="Cập nhật QĐ 2119, bản 1.3.3 (Claude)" w:date="2026-09-28T11:35:13Z">
+    <w:del w:id="1006" w:author="Cập nhật QĐ 2119, bản 1.3.4 (Claude)" w:date="2026-09-28T13:45:31Z">
       <w:r>
         <w:rPr>
           <w:color w:val="666666"/>
@@ -6961,13 +6969,13 @@
         <w:delText xml:space="preserve">KTC-Quan-tri - Hướng dẫn sử dụng 1.3.2 | Trang </w:delText>
       </w:r>
     </w:del>
-    <w:ins w:id="1007" w:author="Cập nhật QĐ 2119, bản 1.3.3 (Claude)" w:date="2026-09-28T11:35:13Z">
+    <w:ins w:id="1007" w:author="Cập nhật QĐ 2119, bản 1.3.4 (Claude)" w:date="2026-09-28T13:45:31Z">
       <w:r>
         <w:rPr>
           <w:color w:val="666666"/>
           <w:sz w:val="20"/>
         </w:rPr>
-        <w:t xml:space="preserve">KTC-Quan-tri - Hướng dẫn sử dụng 1.3.3 | Trang </w:t>
+        <w:t xml:space="preserve">KTC-Quan-tri - Hướng dẫn sử dụng 1.3.4 | Trang </w:t>
       </w:r>
     </w:ins>
     <w:r>

--- a/30-Ket-Qua/2026-09-27/Ho-So-Tham-Dinh-Vong-5/4-Van-ban/HD_Huong-dan-chi-tiet-su-dung-KTC-Quan-tri_20260928_v7_TrackChanges.docx
+++ b/30-Ket-Qua/2026-09-27/Ho-So-Tham-Dinh-Vong-5/4-Van-ban/HD_Huong-dan-chi-tiet-su-dung-KTC-Quan-tri_20260928_v7_TrackChanges.docx
@@ -171,7 +171,7 @@
             <w:pPr>
               <w:spacing w:after="0" w:line="252" w:lineRule="auto"/>
             </w:pPr>
-            <w:del w:id="1001" w:author="Cập nhật QĐ 2119, bản 1.3.4 (Claude)" w:date="2026-09-28T13:45:31Z">
+            <w:del w:id="1001" w:author="Cập nhật 28/9, bản 1.3.5 (Claude)" w:date="2026-09-28T14:38:48Z">
               <w:r>
                 <w:rPr>
                   <w:sz w:val="24"/>
@@ -179,7 +179,7 @@
                 <w:delText xml:space="preserve">Plugin KTC-Quan-tri 1.3.2 (mã SHA-256</w:delText>
               </w:r>
             </w:del>
-            <w:del w:id="1002" w:author="Cập nhật QĐ 2119, bản 1.3.4 (Claude)" w:date="2026-09-28T13:45:31Z">
+            <w:del w:id="1002" w:author="Cập nhật 28/9, bản 1.3.5 (Claude)" w:date="2026-09-28T14:38:48Z">
               <w:r>
                 <w:rPr>
                   <w:sz w:val="24"/>
@@ -187,12 +187,12 @@
                 <w:delText xml:space="preserve"> công bố kèm ghi chú phát hành) - cập nhật ngày 27/9/2026</w:delText>
               </w:r>
             </w:del>
-            <w:ins w:id="1003" w:author="Cập nhật QĐ 2119, bản 1.3.4 (Claude)" w:date="2026-09-28T13:45:31Z">
+            <w:ins w:id="1003" w:author="Cập nhật 28/9, bản 1.3.5 (Claude)" w:date="2026-09-28T14:38:48Z">
               <w:r>
                 <w:rPr>
                   <w:sz w:val="24"/>
                 </w:rPr>
-                <w:t xml:space="preserve">Plugin KTC-Quan-tri 1.3.4 (mã SHA-256 công bố kèm ghi chú phát hành) - cập nhật ngày 28/9/2026</w:t>
+                <w:t xml:space="preserve">Plugin KTC-Quan-tri 1.3.5 (mã SHA-256 công bố kèm ghi chú phát hành) - cập nhật ngày 28/9/2026</w:t>
               </w:r>
             </w:ins>
           </w:p>
@@ -458,7 +458,7 @@
       <w:pPr>
         <w:jc w:val="center"/>
         <w:rPr>
-          <w:ins w:id="990001" w:author="Người phụ trách (sửa trên bản sạch)" w:date="2026-09-28T13:51:05Z"/>
+          <w:ins w:id="990001" w:author="Người phụ trách (sửa trên bản sạch)" w:date="2026-09-28T14:38:48Z"/>
         </w:rPr>
       </w:pPr>
     </w:p>
@@ -1693,7 +1693,7 @@
               </w:rPr>
               <w:t xml:space="preserve">Không rà soát văn bản trước khi trình ký (dùng Skill “ktc-ra-soat-897”); không tự phê duyệt, không quyết định mức xếp loại thay người có thẩm quyền; không tự tạo nhiệm vụ trùng với nhiệm vụ đã có trong kế hoạch; </w:t>
             </w:r>
-            <w:del w:id="1004" w:author="Cập nhật QĐ 2119, bản 1.3.4 (Claude)" w:date="2026-09-28T13:45:31Z">
+            <w:del w:id="1004" w:author="Cập nhật 28/9, bản 1.3.5 (Claude)" w:date="2026-09-28T14:38:48Z">
               <w:r>
                 <w:rPr>
                   <w:sz w:val="26"/>
@@ -1701,7 +1701,7 @@
                 <w:delText xml:space="preserve">không tự quy đổi giữa các thang điểm khi chưa có văn bản hướng dẫn;</w:delText>
               </w:r>
             </w:del>
-            <w:ins w:id="1005" w:author="Cập nhật QĐ 2119, bản 1.3.4 (Claude)" w:date="2026-09-28T13:45:31Z">
+            <w:ins w:id="1005" w:author="Cập nhật 28/9, bản 1.3.5 (Claude)" w:date="2026-09-28T14:38:48Z">
               <w:r>
                 <w:rPr>
                   <w:sz w:val="26"/>
@@ -3055,6 +3055,36 @@
     </w:p>
     <w:p>
       <w:pPr>
+        <w:rPr>
+          <w:ins w:id="1007" w:author="Cập nhật 28/9, bản 1.3.5 (Claude)" w:date="2026-09-28T14:38:48Z"/>
+        </w:rPr>
+      </w:pPr>
+      <w:ins w:id="1006" w:author="Cập nhật 28/9, bản 1.3.5 (Claude)" w:date="2026-09-28T14:38:48Z">
+        <w:r>
+          <w:rPr>
+            <w:b/>
+          </w:rPr>
+          <w:t xml:space="preserve">Kết nối thư mục đầu vào, đầu ra (Cowork, tài khoản thành viên; từ phiên bản 1.3.5): (1) tạo một thư mục trên máy, ví dụ Documents/KTC-&lt;mã đơn vị&gt;, chọn làm thư mục làm việc khi mở phiên Cowork (Claude Code: mở phiên trong thư mục đó); (2) gõ yêu cầu “kết nối thư mục KTC cho đơn vị &lt;mã đơn vị&gt;” (mã theo bảng 11 mã chuẩn, ví dụ P-TCCB, K-KTCN). Bộ công cụ tạo thư mục 10-Dau-Vao (đặt tệp cần xử lý), 30-Ket-Qua (nơi lưu sản phẩm), tệp 00-HUONG-DAN.md và tệp đánh dấu KTC-THU-MUC-LAM-VIEC.json (không xóa); (3) các phiên sau chọn lại thư mục này, đầu phiên hiện dòng “thư mục làm việc đơn vị &lt;mã&gt;”. Bộ công cụ đọc tệp trong 10-Dau-Vao, lưu sản phẩm vào 30-Ket-Qua theo ngày, loại, tên chuẩn &lt;mã đơn vị&gt;_&lt;loại&gt;_&lt;kỳ&gt;_v&lt;N&gt; và tự đo thể thức; không sửa tệp gốc, không tự gửi — người dùng kiểm tra rồi tự gửi về Phòng TH-HC&amp;QT.</w:t>
+        </w:r>
+      </w:ins>
+    </w:p>
+    <w:p>
+      <w:pPr>
+        <w:rPr>
+          <w:ins w:id="1009" w:author="Cập nhật 28/9, bản 1.3.5 (Claude)" w:date="2026-09-28T14:38:48Z"/>
+        </w:rPr>
+      </w:pPr>
+      <w:ins w:id="1008" w:author="Cập nhật 28/9, bản 1.3.5 (Claude)" w:date="2026-09-28T14:38:48Z">
+        <w:r>
+          <w:rPr>
+            <w:b/>
+          </w:rPr>
+          <w:t xml:space="preserve">Kho KTC-Database: kết nối thư mục không thay quyền đọc kho. Kho được chia sẻ trên Google Drive: thêm lối tắt “KTC-Database” vào Drive của tôi (Google Drive for Desktop) để Bộ công cụ đọc được; đầu phiên hiện dòng “KTC-Database: &lt;đường dẫn&gt;”. Không đọc được kho thì văn bản cần căn cứ chỉ ở mức bản nháp.</w:t>
+        </w:r>
+      </w:ins>
+    </w:p>
+    <w:p>
+      <w:pPr>
         <w:pStyle w:val="Heading2"/>
       </w:pPr>
       <w:r>
@@ -6960,7 +6990,7 @@
       <w:pStyle w:val="Footer"/>
       <w:jc w:val="center"/>
     </w:pPr>
-    <w:del w:id="1006" w:author="Cập nhật QĐ 2119, bản 1.3.4 (Claude)" w:date="2026-09-28T13:45:31Z">
+    <w:del w:id="1010" w:author="Cập nhật 28/9, bản 1.3.5 (Claude)" w:date="2026-09-28T14:38:48Z">
       <w:r>
         <w:rPr>
           <w:color w:val="666666"/>
@@ -6969,13 +6999,13 @@
         <w:delText xml:space="preserve">KTC-Quan-tri - Hướng dẫn sử dụng 1.3.2 | Trang </w:delText>
       </w:r>
     </w:del>
-    <w:ins w:id="1007" w:author="Cập nhật QĐ 2119, bản 1.3.4 (Claude)" w:date="2026-09-28T13:45:31Z">
+    <w:ins w:id="1011" w:author="Cập nhật 28/9, bản 1.3.5 (Claude)" w:date="2026-09-28T14:38:48Z">
       <w:r>
         <w:rPr>
           <w:color w:val="666666"/>
           <w:sz w:val="20"/>
         </w:rPr>
-        <w:t xml:space="preserve">KTC-Quan-tri - Hướng dẫn sử dụng 1.3.4 | Trang </w:t>
+        <w:t xml:space="preserve">KTC-Quan-tri - Hướng dẫn sử dụng 1.3.5 | Trang </w:t>
       </w:r>
     </w:ins>
     <w:r>

--- a/30-Ket-Qua/2026-09-27/Ho-So-Tham-Dinh-Vong-5/4-Van-ban/HD_Huong-dan-chi-tiet-su-dung-KTC-Quan-tri_20260928_v7_TrackChanges.docx
+++ b/30-Ket-Qua/2026-09-27/Ho-So-Tham-Dinh-Vong-5/4-Van-ban/HD_Huong-dan-chi-tiet-su-dung-KTC-Quan-tri_20260928_v7_TrackChanges.docx
@@ -171,7 +171,7 @@
             <w:pPr>
               <w:spacing w:after="0" w:line="252" w:lineRule="auto"/>
             </w:pPr>
-            <w:del w:id="1001" w:author="Cập nhật 28/9, bản 1.3.5 (Claude)" w:date="2026-09-28T14:38:48Z">
+            <w:del w:id="1001" w:author="Cập nhật 28 - 29/9, bản 1.3.12 (Claude)" w:date="2026-09-29T08:21:37Z">
               <w:r>
                 <w:rPr>
                   <w:sz w:val="24"/>
@@ -179,7 +179,7 @@
                 <w:delText xml:space="preserve">Plugin KTC-Quan-tri 1.3.2 (mã SHA-256</w:delText>
               </w:r>
             </w:del>
-            <w:del w:id="1002" w:author="Cập nhật 28/9, bản 1.3.5 (Claude)" w:date="2026-09-28T14:38:48Z">
+            <w:del w:id="1002" w:author="Cập nhật 28 - 29/9, bản 1.3.12 (Claude)" w:date="2026-09-29T08:21:37Z">
               <w:r>
                 <w:rPr>
                   <w:sz w:val="24"/>
@@ -187,12 +187,12 @@
                 <w:delText xml:space="preserve"> công bố kèm ghi chú phát hành) - cập nhật ngày 27/9/2026</w:delText>
               </w:r>
             </w:del>
-            <w:ins w:id="1003" w:author="Cập nhật 28/9, bản 1.3.5 (Claude)" w:date="2026-09-28T14:38:48Z">
+            <w:ins w:id="1003" w:author="Cập nhật 28 - 29/9, bản 1.3.12 (Claude)" w:date="2026-09-29T08:21:37Z">
               <w:r>
                 <w:rPr>
                   <w:sz w:val="24"/>
                 </w:rPr>
-                <w:t xml:space="preserve">Plugin KTC-Quan-tri 1.3.5 (mã SHA-256 công bố kèm ghi chú phát hành) - cập nhật ngày 28/9/2026</w:t>
+                <w:t xml:space="preserve">Plugin KTC-Quan-tri 1.3.12 (mã SHA-256 công bố kèm ghi chú phát hành) - cập nhật ngày 29/9/2026</w:t>
               </w:r>
             </w:ins>
           </w:p>
@@ -458,7 +458,7 @@
       <w:pPr>
         <w:jc w:val="center"/>
         <w:rPr>
-          <w:ins w:id="990001" w:author="Người phụ trách (sửa trên bản sạch)" w:date="2026-09-28T14:38:48Z"/>
+          <w:ins w:id="990001" w:author="Người phụ trách (sửa trên bản sạch)" w:date="2026-09-29T08:21:38Z"/>
         </w:rPr>
       </w:pPr>
     </w:p>
@@ -1693,7 +1693,7 @@
               </w:rPr>
               <w:t xml:space="preserve">Không rà soát văn bản trước khi trình ký (dùng Skill “ktc-ra-soat-897”); không tự phê duyệt, không quyết định mức xếp loại thay người có thẩm quyền; không tự tạo nhiệm vụ trùng với nhiệm vụ đã có trong kế hoạch; </w:t>
             </w:r>
-            <w:del w:id="1004" w:author="Cập nhật 28/9, bản 1.3.5 (Claude)" w:date="2026-09-28T14:38:48Z">
+            <w:del w:id="1008" w:author="Cập nhật 28 - 29/9, bản 1.3.12 (Claude)" w:date="2026-09-29T08:21:37Z">
               <w:r>
                 <w:rPr>
                   <w:sz w:val="26"/>
@@ -1701,7 +1701,7 @@
                 <w:delText xml:space="preserve">không tự quy đổi giữa các thang điểm khi chưa có văn bản hướng dẫn;</w:delText>
               </w:r>
             </w:del>
-            <w:ins w:id="1005" w:author="Cập nhật 28/9, bản 1.3.5 (Claude)" w:date="2026-09-28T14:38:48Z">
+            <w:ins w:id="1009" w:author="Cập nhật 28 - 29/9, bản 1.3.12 (Claude)" w:date="2026-09-29T08:21:37Z">
               <w:r>
                 <w:rPr>
                   <w:sz w:val="26"/>
@@ -3056,10 +3056,10 @@
     <w:p>
       <w:pPr>
         <w:rPr>
-          <w:ins w:id="1007" w:author="Cập nhật 28/9, bản 1.3.5 (Claude)" w:date="2026-09-28T14:38:48Z"/>
+          <w:ins w:id="1011" w:author="Cập nhật 28 - 29/9, bản 1.3.12 (Claude)" w:date="2026-09-29T08:21:37Z"/>
         </w:rPr>
       </w:pPr>
-      <w:ins w:id="1006" w:author="Cập nhật 28/9, bản 1.3.5 (Claude)" w:date="2026-09-28T14:38:48Z">
+      <w:ins w:id="1010" w:author="Cập nhật 28 - 29/9, bản 1.3.12 (Claude)" w:date="2026-09-29T08:21:37Z">
         <w:r>
           <w:rPr>
             <w:b/>
@@ -3071,15 +3071,45 @@
     <w:p>
       <w:pPr>
         <w:rPr>
-          <w:ins w:id="1009" w:author="Cập nhật 28/9, bản 1.3.5 (Claude)" w:date="2026-09-28T14:38:48Z"/>
+          <w:ins w:id="1013" w:author="Cập nhật 28 - 29/9, bản 1.3.12 (Claude)" w:date="2026-09-29T08:21:37Z"/>
         </w:rPr>
       </w:pPr>
-      <w:ins w:id="1008" w:author="Cập nhật 28/9, bản 1.3.5 (Claude)" w:date="2026-09-28T14:38:48Z">
+      <w:ins w:id="1012" w:author="Cập nhật 28 - 29/9, bản 1.3.12 (Claude)" w:date="2026-09-29T08:21:37Z">
         <w:r>
           <w:rPr>
             <w:b/>
           </w:rPr>
           <w:t xml:space="preserve">Kho KTC-Database: kết nối thư mục không thay quyền đọc kho. Kho được chia sẻ trên Google Drive: thêm lối tắt “KTC-Database” vào Drive của tôi (Google Drive for Desktop) để Bộ công cụ đọc được; đầu phiên hiện dòng “KTC-Database: &lt;đường dẫn&gt;”. Không đọc được kho thì văn bản cần căn cứ chỉ ở mức bản nháp.</w:t>
+        </w:r>
+      </w:ins>
+    </w:p>
+    <w:p>
+      <w:pPr>
+        <w:rPr>
+          <w:ins w:id="1015" w:author="Cập nhật 28 - 29/9, bản 1.3.12 (Claude)" w:date="2026-09-29T08:21:37Z"/>
+        </w:rPr>
+      </w:pPr>
+      <w:ins w:id="1014" w:author="Cập nhật 28 - 29/9, bản 1.3.12 (Claude)" w:date="2026-09-29T08:21:37Z">
+        <w:r>
+          <w:rPr>
+            <w:b/>
+          </w:rPr>
+          <w:t xml:space="preserve">Plugin tự đủ (từ phiên bản 1.3.9): kỹ năng, công cụ, mẫu cần dùng đều nằm trong tệp plugin. Trên Cowork, nếu Claude đề nghị thêm thư mục dự án KTC-Quan-tri vào phiên thì từ chối và báo Phòng TH-HC&amp;QT.</w:t>
+        </w:r>
+      </w:ins>
+    </w:p>
+    <w:p>
+      <w:pPr>
+        <w:rPr>
+          <w:ins w:id="1017" w:author="Cập nhật 28 - 29/9, bản 1.3.12 (Claude)" w:date="2026-09-29T08:21:37Z"/>
+        </w:rPr>
+      </w:pPr>
+      <w:ins w:id="1016" w:author="Cập nhật 28 - 29/9, bản 1.3.12 (Claude)" w:date="2026-09-29T08:21:37Z">
+        <w:r>
+          <w:rPr>
+            <w:b/>
+          </w:rPr>
+          <w:t xml:space="preserve">Soạn văn bản hành chính (từ phiên bản 1.3.11): Bộ công cụ sửa từ văn bản tương tự đã ban hành, hoặc ráp nội dung vào mẫu cùng loại trong kho 03-Templates(1); không tự dựng phần đầu văn bản. Trên Cowork không đọc được kho thì đính kèm mẫu hoặc văn bản tương tự vào phiên. Kết quả đo thể thức ghi cuối câu trả lời; người soạn vẫn mở tệp xem lại trước khi trình ký.</w:t>
         </w:r>
       </w:ins>
     </w:p>
@@ -4284,15 +4314,28 @@
                 <w:sz w:val="24"/>
               </w:rPr>
             </w:pPr>
-            <w:r>
-              <w:rPr>
-                <w:b/>
-                <w:bCs/>
-                <w:color w:val="1F3864"/>
-                <w:sz w:val="24"/>
-              </w:rPr>
-              <w:t>Tổng hợp báo cáo công tác [quý IV/2026] của Trường từ các báo cáo đơn vị đính kèm, đối chiếu kế hoạch cùng kỳ, tính KPI theo 6 trục, dự thảo báo cáo theo mẫu TB 736.</w:t>
-            </w:r>
+            <w:del w:id="1004" w:author="Cập nhật 28 - 29/9, bản 1.3.12 (Claude)" w:date="2026-09-29T08:21:37Z">
+              <w:r>
+                <w:rPr>
+                  <w:b/>
+                  <w:bCs/>
+                  <w:color w:val="1F3864"/>
+                  <w:sz w:val="24"/>
+                </w:rPr>
+                <w:delText>Tổng hợp báo cáo công tác [quý IV/2026] của Trường từ các báo cáo đơn vị đính kèm, đối chiếu kế hoạch cùng kỳ, tính KPI theo 6 trục, dự thảo báo cáo theo mẫu TB 736.</w:delText>
+              </w:r>
+            </w:del>
+            <w:ins w:id="1005" w:author="Cập nhật 28 - 29/9, bản 1.3.12 (Claude)" w:date="2026-09-29T08:21:37Z">
+              <w:r>
+                <w:rPr>
+                  <w:b/>
+                  <w:bCs/>
+                  <w:color w:val="1F3864"/>
+                  <w:sz w:val="24"/>
+                </w:rPr>
+                <w:t xml:space="preserve">Hoàn thiện báo cáo kết quả công tác [tháng 9] và kế hoạch công tác [tháng 10] năm 2026 của Trường theo TB 736, từ báo cáo các đơn vị đã nộp; phát triển từ báo cáo, phụ lục, kế hoạch tháng trước đã ban hành.</w:t>
+              </w:r>
+            </w:ins>
           </w:p>
         </w:tc>
       </w:tr>
@@ -4358,14 +4401,26 @@
             <w:pPr>
               <w:spacing w:after="0" w:line="259" w:lineRule="auto"/>
             </w:pPr>
-            <w:r>
-              <w:rPr>
-                <w:b/>
-                <w:color w:val="1F3864"/>
-                <w:sz w:val="24"/>
-              </w:rPr>
-              <w:t>Dùng bộ công cụ KTC-Quan-tri, kỹ năng tổng hợp báo cáo (bao-cao). Đầu vào: [báo cáo Excel và Word của các đơn vị] + [kế hoạch cùng kỳ] + [báo cáo kỳ trước, nếu có]. Yêu cầu: (1) kiểm tra từng báo cáo đơn vị: đúng mẫu, đủ cột, công thức KPI, mã đơn vị; (2) đối chiếu kết quả với kế hoạch: hoàn thành, chưa hoàn thành, phát sinh; (3) tính tỷ lệ KPI số lượng, chất lượng, tiến độ theo 6 trục; (4) chỉ đưa vào báo cáo kết quả có nguồn và minh chứng; (5) liệt kê đơn vị chưa nộp, báo cáo phải trả lại. Đầu ra: bảng kiểm theo đơn vị, phụ lục tổng hợp Excel, dự thảo báo cáo Word cấp Trường.</w:t>
-            </w:r>
+            <w:del w:id="1006" w:author="Cập nhật 28 - 29/9, bản 1.3.12 (Claude)" w:date="2026-09-29T08:21:37Z">
+              <w:r>
+                <w:rPr>
+                  <w:b/>
+                  <w:color w:val="1F3864"/>
+                  <w:sz w:val="24"/>
+                </w:rPr>
+                <w:delText>Dùng bộ công cụ KTC-Quan-tri, kỹ năng tổng hợp báo cáo (bao-cao). Đầu vào: [báo cáo Excel và Word của các đơn vị] + [kế hoạch cùng kỳ] + [báo cáo kỳ trước, nếu có]. Yêu cầu: (1) kiểm tra từng báo cáo đơn vị: đúng mẫu, đủ cột, công thức KPI, mã đơn vị; (2) đối chiếu kết quả với kế hoạch: hoàn thành, chưa hoàn thành, phát sinh; (3) tính tỷ lệ KPI số lượng, chất lượng, tiến độ theo 6 trục; (4) chỉ đưa vào báo cáo kết quả có nguồn và minh chứng; (5) liệt kê đơn vị chưa nộp, báo cáo phải trả lại. Đầu ra: bảng kiểm theo đơn vị, phụ lục tổng hợp Excel, dự thảo báo cáo Word cấp Trường.</w:delText>
+              </w:r>
+            </w:del>
+            <w:ins w:id="1007" w:author="Cập nhật 28 - 29/9, bản 1.3.12 (Claude)" w:date="2026-09-29T08:21:37Z">
+              <w:r>
+                <w:rPr>
+                  <w:b/>
+                  <w:color w:val="1F3864"/>
+                  <w:sz w:val="24"/>
+                </w:rPr>
+                <w:t xml:space="preserve">Dùng bộ công cụ KTC-Quan-tri, kỹ năng tổng hợp báo cáo (bao-cao). Hoàn thiện báo cáo kết quả công tác [tháng 9] và kế hoạch công tác [tháng 10] năm 2026 của Trường theo Thông báo số 736/TB-CĐKT, từ báo cáo các đơn vị đã nộp [đính kèm hoặc trong thư mục 10-Dau-Vao]. Phát triển từ báo cáo, phụ lục, kế hoạch tháng trước đã ban hành trong kho. Đầu ra: (1) báo cáo Word; (2) phụ lục kết quả Excel có công thức KPI; (3) kế hoạch công tác tháng sau Excel; (4) ghi chú đối soát nguồn, lỗi dữ liệu đơn vị, đơn vị chưa nộp. Nội dung nào không có nguồn thì ghi rõ cần bổ sung, không tự đặt.</w:t>
+              </w:r>
+            </w:ins>
           </w:p>
         </w:tc>
       </w:tr>
@@ -6990,7 +7045,7 @@
       <w:pStyle w:val="Footer"/>
       <w:jc w:val="center"/>
     </w:pPr>
-    <w:del w:id="1010" w:author="Cập nhật 28/9, bản 1.3.5 (Claude)" w:date="2026-09-28T14:38:48Z">
+    <w:del w:id="1018" w:author="Cập nhật 28 - 29/9, bản 1.3.12 (Claude)" w:date="2026-09-29T08:21:37Z">
       <w:r>
         <w:rPr>
           <w:color w:val="666666"/>
@@ -6999,13 +7054,13 @@
         <w:delText xml:space="preserve">KTC-Quan-tri - Hướng dẫn sử dụng 1.3.2 | Trang </w:delText>
       </w:r>
     </w:del>
-    <w:ins w:id="1011" w:author="Cập nhật 28/9, bản 1.3.5 (Claude)" w:date="2026-09-28T14:38:48Z">
+    <w:ins w:id="1019" w:author="Cập nhật 28 - 29/9, bản 1.3.12 (Claude)" w:date="2026-09-29T08:21:37Z">
       <w:r>
         <w:rPr>
           <w:color w:val="666666"/>
           <w:sz w:val="20"/>
         </w:rPr>
-        <w:t xml:space="preserve">KTC-Quan-tri - Hướng dẫn sử dụng 1.3.5 | Trang </w:t>
+        <w:t xml:space="preserve">KTC-Quan-tri - Hướng dẫn sử dụng 1.3.12 | Trang </w:t>
       </w:r>
     </w:ins>
     <w:r>

--- a/30-Ket-Qua/2026-09-27/Ho-So-Tham-Dinh-Vong-5/4-Van-ban/HD_Huong-dan-chi-tiet-su-dung-KTC-Quan-tri_20260928_v7_TrackChanges.docx
+++ b/30-Ket-Qua/2026-09-27/Ho-So-Tham-Dinh-Vong-5/4-Van-ban/HD_Huong-dan-chi-tiet-su-dung-KTC-Quan-tri_20260928_v7_TrackChanges.docx
@@ -171,7 +171,7 @@
             <w:pPr>
               <w:spacing w:after="0" w:line="252" w:lineRule="auto"/>
             </w:pPr>
-            <w:del w:id="1001" w:author="Cập nhật 28 - 29/9, bản 1.3.12 (Claude)" w:date="2026-09-29T08:21:37Z">
+            <w:del w:id="1001" w:author="Cập nhật 28 - 29/9, bản 1.3.12 (Claude)" w:date="2026-09-29T09:02:01Z">
               <w:r>
                 <w:rPr>
                   <w:sz w:val="24"/>
@@ -179,7 +179,7 @@
                 <w:delText xml:space="preserve">Plugin KTC-Quan-tri 1.3.2 (mã SHA-256</w:delText>
               </w:r>
             </w:del>
-            <w:del w:id="1002" w:author="Cập nhật 28 - 29/9, bản 1.3.12 (Claude)" w:date="2026-09-29T08:21:37Z">
+            <w:del w:id="1002" w:author="Cập nhật 28 - 29/9, bản 1.3.12 (Claude)" w:date="2026-09-29T09:02:01Z">
               <w:r>
                 <w:rPr>
                   <w:sz w:val="24"/>
@@ -187,7 +187,7 @@
                 <w:delText xml:space="preserve"> công bố kèm ghi chú phát hành) - cập nhật ngày 27/9/2026</w:delText>
               </w:r>
             </w:del>
-            <w:ins w:id="1003" w:author="Cập nhật 28 - 29/9, bản 1.3.12 (Claude)" w:date="2026-09-29T08:21:37Z">
+            <w:ins w:id="1003" w:author="Cập nhật 28 - 29/9, bản 1.3.12 (Claude)" w:date="2026-09-29T09:02:01Z">
               <w:r>
                 <w:rPr>
                   <w:sz w:val="24"/>
@@ -458,7 +458,7 @@
       <w:pPr>
         <w:jc w:val="center"/>
         <w:rPr>
-          <w:ins w:id="990001" w:author="Người phụ trách (sửa trên bản sạch)" w:date="2026-09-29T08:21:38Z"/>
+          <w:ins w:id="990001" w:author="Người phụ trách (sửa trên bản sạch)" w:date="2026-09-29T09:02:01Z"/>
         </w:rPr>
       </w:pPr>
     </w:p>
@@ -1693,7 +1693,7 @@
               </w:rPr>
               <w:t xml:space="preserve">Không rà soát văn bản trước khi trình ký (dùng Skill “ktc-ra-soat-897”); không tự phê duyệt, không quyết định mức xếp loại thay người có thẩm quyền; không tự tạo nhiệm vụ trùng với nhiệm vụ đã có trong kế hoạch; </w:t>
             </w:r>
-            <w:del w:id="1008" w:author="Cập nhật 28 - 29/9, bản 1.3.12 (Claude)" w:date="2026-09-29T08:21:37Z">
+            <w:del w:id="1008" w:author="Cập nhật 28 - 29/9, bản 1.3.12 (Claude)" w:date="2026-09-29T09:02:01Z">
               <w:r>
                 <w:rPr>
                   <w:sz w:val="26"/>
@@ -1701,7 +1701,7 @@
                 <w:delText xml:space="preserve">không tự quy đổi giữa các thang điểm khi chưa có văn bản hướng dẫn;</w:delText>
               </w:r>
             </w:del>
-            <w:ins w:id="1009" w:author="Cập nhật 28 - 29/9, bản 1.3.12 (Claude)" w:date="2026-09-29T08:21:37Z">
+            <w:ins w:id="1009" w:author="Cập nhật 28 - 29/9, bản 1.3.12 (Claude)" w:date="2026-09-29T09:02:01Z">
               <w:r>
                 <w:rPr>
                   <w:sz w:val="26"/>
@@ -3056,10 +3056,10 @@
     <w:p>
       <w:pPr>
         <w:rPr>
-          <w:ins w:id="1011" w:author="Cập nhật 28 - 29/9, bản 1.3.12 (Claude)" w:date="2026-09-29T08:21:37Z"/>
+          <w:ins w:id="1011" w:author="Cập nhật 28 - 29/9, bản 1.3.12 (Claude)" w:date="2026-09-29T09:02:01Z"/>
         </w:rPr>
       </w:pPr>
-      <w:ins w:id="1010" w:author="Cập nhật 28 - 29/9, bản 1.3.12 (Claude)" w:date="2026-09-29T08:21:37Z">
+      <w:ins w:id="1010" w:author="Cập nhật 28 - 29/9, bản 1.3.12 (Claude)" w:date="2026-09-29T09:02:01Z">
         <w:r>
           <w:rPr>
             <w:b/>
@@ -3071,10 +3071,10 @@
     <w:p>
       <w:pPr>
         <w:rPr>
-          <w:ins w:id="1013" w:author="Cập nhật 28 - 29/9, bản 1.3.12 (Claude)" w:date="2026-09-29T08:21:37Z"/>
+          <w:ins w:id="1013" w:author="Cập nhật 28 - 29/9, bản 1.3.12 (Claude)" w:date="2026-09-29T09:02:01Z"/>
         </w:rPr>
       </w:pPr>
-      <w:ins w:id="1012" w:author="Cập nhật 28 - 29/9, bản 1.3.12 (Claude)" w:date="2026-09-29T08:21:37Z">
+      <w:ins w:id="1012" w:author="Cập nhật 28 - 29/9, bản 1.3.12 (Claude)" w:date="2026-09-29T09:02:01Z">
         <w:r>
           <w:rPr>
             <w:b/>
@@ -3086,10 +3086,10 @@
     <w:p>
       <w:pPr>
         <w:rPr>
-          <w:ins w:id="1015" w:author="Cập nhật 28 - 29/9, bản 1.3.12 (Claude)" w:date="2026-09-29T08:21:37Z"/>
+          <w:ins w:id="1015" w:author="Cập nhật 28 - 29/9, bản 1.3.12 (Claude)" w:date="2026-09-29T09:02:01Z"/>
         </w:rPr>
       </w:pPr>
-      <w:ins w:id="1014" w:author="Cập nhật 28 - 29/9, bản 1.3.12 (Claude)" w:date="2026-09-29T08:21:37Z">
+      <w:ins w:id="1014" w:author="Cập nhật 28 - 29/9, bản 1.3.12 (Claude)" w:date="2026-09-29T09:02:01Z">
         <w:r>
           <w:rPr>
             <w:b/>
@@ -3101,10 +3101,10 @@
     <w:p>
       <w:pPr>
         <w:rPr>
-          <w:ins w:id="1017" w:author="Cập nhật 28 - 29/9, bản 1.3.12 (Claude)" w:date="2026-09-29T08:21:37Z"/>
+          <w:ins w:id="1017" w:author="Cập nhật 28 - 29/9, bản 1.3.12 (Claude)" w:date="2026-09-29T09:02:01Z"/>
         </w:rPr>
       </w:pPr>
-      <w:ins w:id="1016" w:author="Cập nhật 28 - 29/9, bản 1.3.12 (Claude)" w:date="2026-09-29T08:21:37Z">
+      <w:ins w:id="1016" w:author="Cập nhật 28 - 29/9, bản 1.3.12 (Claude)" w:date="2026-09-29T09:02:01Z">
         <w:r>
           <w:rPr>
             <w:b/>
@@ -4314,7 +4314,7 @@
                 <w:sz w:val="24"/>
               </w:rPr>
             </w:pPr>
-            <w:del w:id="1004" w:author="Cập nhật 28 - 29/9, bản 1.3.12 (Claude)" w:date="2026-09-29T08:21:37Z">
+            <w:del w:id="1004" w:author="Cập nhật 28 - 29/9, bản 1.3.12 (Claude)" w:date="2026-09-29T09:02:01Z">
               <w:r>
                 <w:rPr>
                   <w:b/>
@@ -4325,7 +4325,7 @@
                 <w:delText>Tổng hợp báo cáo công tác [quý IV/2026] của Trường từ các báo cáo đơn vị đính kèm, đối chiếu kế hoạch cùng kỳ, tính KPI theo 6 trục, dự thảo báo cáo theo mẫu TB 736.</w:delText>
               </w:r>
             </w:del>
-            <w:ins w:id="1005" w:author="Cập nhật 28 - 29/9, bản 1.3.12 (Claude)" w:date="2026-09-29T08:21:37Z">
+            <w:ins w:id="1005" w:author="Cập nhật 28 - 29/9, bản 1.3.12 (Claude)" w:date="2026-09-29T09:02:01Z">
               <w:r>
                 <w:rPr>
                   <w:b/>
@@ -4401,7 +4401,7 @@
             <w:pPr>
               <w:spacing w:after="0" w:line="259" w:lineRule="auto"/>
             </w:pPr>
-            <w:del w:id="1006" w:author="Cập nhật 28 - 29/9, bản 1.3.12 (Claude)" w:date="2026-09-29T08:21:37Z">
+            <w:del w:id="1006" w:author="Cập nhật 28 - 29/9, bản 1.3.12 (Claude)" w:date="2026-09-29T09:02:01Z">
               <w:r>
                 <w:rPr>
                   <w:b/>
@@ -4411,7 +4411,7 @@
                 <w:delText>Dùng bộ công cụ KTC-Quan-tri, kỹ năng tổng hợp báo cáo (bao-cao). Đầu vào: [báo cáo Excel và Word của các đơn vị] + [kế hoạch cùng kỳ] + [báo cáo kỳ trước, nếu có]. Yêu cầu: (1) kiểm tra từng báo cáo đơn vị: đúng mẫu, đủ cột, công thức KPI, mã đơn vị; (2) đối chiếu kết quả với kế hoạch: hoàn thành, chưa hoàn thành, phát sinh; (3) tính tỷ lệ KPI số lượng, chất lượng, tiến độ theo 6 trục; (4) chỉ đưa vào báo cáo kết quả có nguồn và minh chứng; (5) liệt kê đơn vị chưa nộp, báo cáo phải trả lại. Đầu ra: bảng kiểm theo đơn vị, phụ lục tổng hợp Excel, dự thảo báo cáo Word cấp Trường.</w:delText>
               </w:r>
             </w:del>
-            <w:ins w:id="1007" w:author="Cập nhật 28 - 29/9, bản 1.3.12 (Claude)" w:date="2026-09-29T08:21:37Z">
+            <w:ins w:id="1007" w:author="Cập nhật 28 - 29/9, bản 1.3.12 (Claude)" w:date="2026-09-29T09:02:01Z">
               <w:r>
                 <w:rPr>
                   <w:b/>
@@ -7045,7 +7045,7 @@
       <w:pStyle w:val="Footer"/>
       <w:jc w:val="center"/>
     </w:pPr>
-    <w:del w:id="1018" w:author="Cập nhật 28 - 29/9, bản 1.3.12 (Claude)" w:date="2026-09-29T08:21:37Z">
+    <w:del w:id="1018" w:author="Cập nhật 28 - 29/9, bản 1.3.12 (Claude)" w:date="2026-09-29T09:02:01Z">
       <w:r>
         <w:rPr>
           <w:color w:val="666666"/>
@@ -7054,7 +7054,7 @@
         <w:delText xml:space="preserve">KTC-Quan-tri - Hướng dẫn sử dụng 1.3.2 | Trang </w:delText>
       </w:r>
     </w:del>
-    <w:ins w:id="1019" w:author="Cập nhật 28 - 29/9, bản 1.3.12 (Claude)" w:date="2026-09-29T08:21:37Z">
+    <w:ins w:id="1019" w:author="Cập nhật 28 - 29/9, bản 1.3.12 (Claude)" w:date="2026-09-29T09:02:01Z">
       <w:r>
         <w:rPr>
           <w:color w:val="666666"/>
